--- a/documents/Neil-Mitchell-Resume.docx
+++ b/documents/Neil-Mitchell-Resume.docx
@@ -46,7 +46,7 @@
           <w:color w:val="000000"/>
           <w:sz w:val="20"/>
         </w:rPr>
-        <w:t xml:space="preserve">Saint John, New Brunswick | 506-639-9083 | neil_mitchell89@hotmail.com | </w:t>
+        <w:t xml:space="preserve">Saint John, New Brunswick | neil_mitchell89@hotmail.com | </w:t>
       </w:r>
       <w:hyperlink r:id="rId9">
         <w:r>

--- a/documents/Neil-Mitchell-Resume.docx
+++ b/documents/Neil-Mitchell-Resume.docx
@@ -475,7 +475,7 @@
           <w:color w:val="000000"/>
           <w:sz w:val="22"/>
         </w:rPr>
-        <w:t>Managed an enterprise Accounts Receivable process on a quarterly cadence, processing 80,000+ invoices totaling $55MM+ in outstanding payments.</w:t>
+        <w:t>Managed an enterprise Accounts Payable process on a quarterly cadence, processing 80,000+ invoices totaling $55MM+ in overdue bills owed to the vendor network.</w:t>
       </w:r>
     </w:p>
     <w:p>
